--- a/tillsyn/A 41606-2025 tillsynsbegäran.docx
+++ b/tillsyn/A 41606-2025 tillsynsbegäran.docx
@@ -218,7 +218,7 @@
     <w:r>
       <w:tab/>
       <w:tab/>
-      <w:t>2025-09-04</w:t>
+      <w:t>2025-09-05</w:t>
       <w:br/>
       <w:br/>
     </w:r>

--- a/tillsyn/A 41606-2025 tillsynsbegäran.docx
+++ b/tillsyn/A 41606-2025 tillsynsbegäran.docx
@@ -218,7 +218,7 @@
     <w:r>
       <w:tab/>
       <w:tab/>
-      <w:t>2025-09-05</w:t>
+      <w:t>2025-09-07</w:t>
       <w:br/>
       <w:br/>
     </w:r>

--- a/tillsyn/A 41606-2025 tillsynsbegäran.docx
+++ b/tillsyn/A 41606-2025 tillsynsbegäran.docx
@@ -218,7 +218,7 @@
     <w:r>
       <w:tab/>
       <w:tab/>
-      <w:t>2025-09-07</w:t>
+      <w:t>2025-09-08</w:t>
       <w:br/>
       <w:br/>
     </w:r>

--- a/tillsyn/A 41606-2025 tillsynsbegäran.docx
+++ b/tillsyn/A 41606-2025 tillsynsbegäran.docx
@@ -218,7 +218,7 @@
     <w:r>
       <w:tab/>
       <w:tab/>
-      <w:t>2025-09-08</w:t>
+      <w:t>2025-09-10</w:t>
       <w:br/>
       <w:br/>
     </w:r>

--- a/tillsyn/A 41606-2025 tillsynsbegäran.docx
+++ b/tillsyn/A 41606-2025 tillsynsbegäran.docx
@@ -218,7 +218,7 @@
     <w:r>
       <w:tab/>
       <w:tab/>
-      <w:t>2025-09-10</w:t>
+      <w:t>2025-09-11</w:t>
       <w:br/>
       <w:br/>
     </w:r>

--- a/tillsyn/A 41606-2025 tillsynsbegäran.docx
+++ b/tillsyn/A 41606-2025 tillsynsbegäran.docx
@@ -218,7 +218,7 @@
     <w:r>
       <w:tab/>
       <w:tab/>
-      <w:t>2025-09-11</w:t>
+      <w:t>2025-09-12</w:t>
       <w:br/>
       <w:br/>
     </w:r>

--- a/tillsyn/A 41606-2025 tillsynsbegäran.docx
+++ b/tillsyn/A 41606-2025 tillsynsbegäran.docx
@@ -218,7 +218,7 @@
     <w:r>
       <w:tab/>
       <w:tab/>
-      <w:t>2025-09-12</w:t>
+      <w:t>2025-09-13</w:t>
       <w:br/>
       <w:br/>
     </w:r>

--- a/tillsyn/A 41606-2025 tillsynsbegäran.docx
+++ b/tillsyn/A 41606-2025 tillsynsbegäran.docx
@@ -218,7 +218,7 @@
     <w:r>
       <w:tab/>
       <w:tab/>
-      <w:t>2025-09-13</w:t>
+      <w:t>2025-09-14</w:t>
       <w:br/>
       <w:br/>
     </w:r>

--- a/tillsyn/A 41606-2025 tillsynsbegäran.docx
+++ b/tillsyn/A 41606-2025 tillsynsbegäran.docx
@@ -218,7 +218,7 @@
     <w:r>
       <w:tab/>
       <w:tab/>
-      <w:t>2025-09-14</w:t>
+      <w:t>2025-09-15</w:t>
       <w:br/>
       <w:br/>
     </w:r>

--- a/tillsyn/A 41606-2025 tillsynsbegäran.docx
+++ b/tillsyn/A 41606-2025 tillsynsbegäran.docx
@@ -218,7 +218,7 @@
     <w:r>
       <w:tab/>
       <w:tab/>
-      <w:t>2025-09-15</w:t>
+      <w:t>2025-09-16</w:t>
       <w:br/>
       <w:br/>
     </w:r>

--- a/tillsyn/A 41606-2025 tillsynsbegäran.docx
+++ b/tillsyn/A 41606-2025 tillsynsbegäran.docx
@@ -218,7 +218,7 @@
     <w:r>
       <w:tab/>
       <w:tab/>
-      <w:t>2025-09-16</w:t>
+      <w:t>2025-09-17</w:t>
       <w:br/>
       <w:br/>
     </w:r>

--- a/tillsyn/A 41606-2025 tillsynsbegäran.docx
+++ b/tillsyn/A 41606-2025 tillsynsbegäran.docx
@@ -218,7 +218,7 @@
     <w:r>
       <w:tab/>
       <w:tab/>
-      <w:t>2025-09-17</w:t>
+      <w:t>2025-09-18</w:t>
       <w:br/>
       <w:br/>
     </w:r>

--- a/tillsyn/A 41606-2025 tillsynsbegäran.docx
+++ b/tillsyn/A 41606-2025 tillsynsbegäran.docx
@@ -218,7 +218,7 @@
     <w:r>
       <w:tab/>
       <w:tab/>
-      <w:t>2025-09-18</w:t>
+      <w:t>2025-09-22</w:t>
       <w:br/>
       <w:br/>
     </w:r>

--- a/tillsyn/A 41606-2025 tillsynsbegäran.docx
+++ b/tillsyn/A 41606-2025 tillsynsbegäran.docx
@@ -218,7 +218,7 @@
     <w:r>
       <w:tab/>
       <w:tab/>
-      <w:t>2025-09-22</w:t>
+      <w:t>2025-09-23</w:t>
       <w:br/>
       <w:br/>
     </w:r>

--- a/tillsyn/A 41606-2025 tillsynsbegäran.docx
+++ b/tillsyn/A 41606-2025 tillsynsbegäran.docx
@@ -218,7 +218,7 @@
     <w:r>
       <w:tab/>
       <w:tab/>
-      <w:t>2025-09-23</w:t>
+      <w:t>2025-09-24</w:t>
       <w:br/>
       <w:br/>
     </w:r>

--- a/tillsyn/A 41606-2025 tillsynsbegäran.docx
+++ b/tillsyn/A 41606-2025 tillsynsbegäran.docx
@@ -218,7 +218,7 @@
     <w:r>
       <w:tab/>
       <w:tab/>
-      <w:t>2025-09-24</w:t>
+      <w:t>2025-09-25</w:t>
       <w:br/>
       <w:br/>
     </w:r>

--- a/tillsyn/A 41606-2025 tillsynsbegäran.docx
+++ b/tillsyn/A 41606-2025 tillsynsbegäran.docx
@@ -218,7 +218,7 @@
     <w:r>
       <w:tab/>
       <w:tab/>
-      <w:t>2025-09-25</w:t>
+      <w:t>2025-09-26</w:t>
       <w:br/>
       <w:br/>
     </w:r>

--- a/tillsyn/A 41606-2025 tillsynsbegäran.docx
+++ b/tillsyn/A 41606-2025 tillsynsbegäran.docx
@@ -218,7 +218,7 @@
     <w:r>
       <w:tab/>
       <w:tab/>
-      <w:t>2025-09-26</w:t>
+      <w:t>2025-09-27</w:t>
       <w:br/>
       <w:br/>
     </w:r>

--- a/tillsyn/A 41606-2025 tillsynsbegäran.docx
+++ b/tillsyn/A 41606-2025 tillsynsbegäran.docx
@@ -218,7 +218,7 @@
     <w:r>
       <w:tab/>
       <w:tab/>
-      <w:t>2025-09-27</w:t>
+      <w:t>2025-09-28</w:t>
       <w:br/>
       <w:br/>
     </w:r>

--- a/tillsyn/A 41606-2025 tillsynsbegäran.docx
+++ b/tillsyn/A 41606-2025 tillsynsbegäran.docx
@@ -218,7 +218,7 @@
     <w:r>
       <w:tab/>
       <w:tab/>
-      <w:t>2025-09-28</w:t>
+      <w:t>2025-09-29</w:t>
       <w:br/>
       <w:br/>
     </w:r>

--- a/tillsyn/A 41606-2025 tillsynsbegäran.docx
+++ b/tillsyn/A 41606-2025 tillsynsbegäran.docx
@@ -218,7 +218,7 @@
     <w:r>
       <w:tab/>
       <w:tab/>
-      <w:t>2025-09-29</w:t>
+      <w:t>2025-09-30</w:t>
       <w:br/>
       <w:br/>
     </w:r>

--- a/tillsyn/A 41606-2025 tillsynsbegäran.docx
+++ b/tillsyn/A 41606-2025 tillsynsbegäran.docx
@@ -218,7 +218,7 @@
     <w:r>
       <w:tab/>
       <w:tab/>
-      <w:t>2025-09-30</w:t>
+      <w:t>2025-10-01</w:t>
       <w:br/>
       <w:br/>
     </w:r>

--- a/tillsyn/A 41606-2025 tillsynsbegäran.docx
+++ b/tillsyn/A 41606-2025 tillsynsbegäran.docx
@@ -218,7 +218,7 @@
     <w:r>
       <w:tab/>
       <w:tab/>
-      <w:t>2025-10-01</w:t>
+      <w:t>2025-10-02</w:t>
       <w:br/>
       <w:br/>
     </w:r>

--- a/tillsyn/A 41606-2025 tillsynsbegäran.docx
+++ b/tillsyn/A 41606-2025 tillsynsbegäran.docx
@@ -218,7 +218,7 @@
     <w:r>
       <w:tab/>
       <w:tab/>
-      <w:t>2025-10-02</w:t>
+      <w:t>2025-10-03</w:t>
       <w:br/>
       <w:br/>
     </w:r>

--- a/tillsyn/A 41606-2025 tillsynsbegäran.docx
+++ b/tillsyn/A 41606-2025 tillsynsbegäran.docx
@@ -218,7 +218,7 @@
     <w:r>
       <w:tab/>
       <w:tab/>
-      <w:t>2025-10-03</w:t>
+      <w:t>2025-10-04</w:t>
       <w:br/>
       <w:br/>
     </w:r>

--- a/tillsyn/A 41606-2025 tillsynsbegäran.docx
+++ b/tillsyn/A 41606-2025 tillsynsbegäran.docx
@@ -218,7 +218,7 @@
     <w:r>
       <w:tab/>
       <w:tab/>
-      <w:t>2025-10-04</w:t>
+      <w:t>2025-10-05</w:t>
       <w:br/>
       <w:br/>
     </w:r>

--- a/tillsyn/A 41606-2025 tillsynsbegäran.docx
+++ b/tillsyn/A 41606-2025 tillsynsbegäran.docx
@@ -218,7 +218,7 @@
     <w:r>
       <w:tab/>
       <w:tab/>
-      <w:t>2025-10-05</w:t>
+      <w:t>2025-10-06</w:t>
       <w:br/>
       <w:br/>
     </w:r>

--- a/tillsyn/A 41606-2025 tillsynsbegäran.docx
+++ b/tillsyn/A 41606-2025 tillsynsbegäran.docx
@@ -218,7 +218,7 @@
     <w:r>
       <w:tab/>
       <w:tab/>
-      <w:t>2025-10-06</w:t>
+      <w:t>2025-10-07</w:t>
       <w:br/>
       <w:br/>
     </w:r>

--- a/tillsyn/A 41606-2025 tillsynsbegäran.docx
+++ b/tillsyn/A 41606-2025 tillsynsbegäran.docx
@@ -218,7 +218,7 @@
     <w:r>
       <w:tab/>
       <w:tab/>
-      <w:t>2025-10-07</w:t>
+      <w:t>2025-10-08</w:t>
       <w:br/>
       <w:br/>
     </w:r>

--- a/tillsyn/A 41606-2025 tillsynsbegäran.docx
+++ b/tillsyn/A 41606-2025 tillsynsbegäran.docx
@@ -218,7 +218,7 @@
     <w:r>
       <w:tab/>
       <w:tab/>
-      <w:t>2025-10-08</w:t>
+      <w:t>2025-10-09</w:t>
       <w:br/>
       <w:br/>
     </w:r>

--- a/tillsyn/A 41606-2025 tillsynsbegäran.docx
+++ b/tillsyn/A 41606-2025 tillsynsbegäran.docx
@@ -218,7 +218,7 @@
     <w:r>
       <w:tab/>
       <w:tab/>
-      <w:t>2025-10-09</w:t>
+      <w:t>2025-10-10</w:t>
       <w:br/>
       <w:br/>
     </w:r>

--- a/tillsyn/A 41606-2025 tillsynsbegäran.docx
+++ b/tillsyn/A 41606-2025 tillsynsbegäran.docx
@@ -218,7 +218,7 @@
     <w:r>
       <w:tab/>
       <w:tab/>
-      <w:t>2025-10-10</w:t>
+      <w:t>2025-10-11</w:t>
       <w:br/>
       <w:br/>
     </w:r>

--- a/tillsyn/A 41606-2025 tillsynsbegäran.docx
+++ b/tillsyn/A 41606-2025 tillsynsbegäran.docx
@@ -218,7 +218,7 @@
     <w:r>
       <w:tab/>
       <w:tab/>
-      <w:t>2025-10-16</w:t>
+      <w:t>2025-10-17</w:t>
       <w:br/>
       <w:br/>
     </w:r>

--- a/tillsyn/A 41606-2025 tillsynsbegäran.docx
+++ b/tillsyn/A 41606-2025 tillsynsbegäran.docx
@@ -218,7 +218,7 @@
     <w:r>
       <w:tab/>
       <w:tab/>
-      <w:t>2025-10-17</w:t>
+      <w:t>2025-10-18</w:t>
       <w:br/>
       <w:br/>
     </w:r>

--- a/tillsyn/A 41606-2025 tillsynsbegäran.docx
+++ b/tillsyn/A 41606-2025 tillsynsbegäran.docx
@@ -218,7 +218,7 @@
     <w:r>
       <w:tab/>
       <w:tab/>
-      <w:t>2025-10-18</w:t>
+      <w:t>2025-10-19</w:t>
       <w:br/>
       <w:br/>
     </w:r>

--- a/tillsyn/A 41606-2025 tillsynsbegäran.docx
+++ b/tillsyn/A 41606-2025 tillsynsbegäran.docx
@@ -218,7 +218,7 @@
     <w:r>
       <w:tab/>
       <w:tab/>
-      <w:t>2025-10-19</w:t>
+      <w:t>2025-10-20</w:t>
       <w:br/>
       <w:br/>
     </w:r>

--- a/tillsyn/A 41606-2025 tillsynsbegäran.docx
+++ b/tillsyn/A 41606-2025 tillsynsbegäran.docx
@@ -218,7 +218,7 @@
     <w:r>
       <w:tab/>
       <w:tab/>
-      <w:t>2025-10-20</w:t>
+      <w:t>2025-10-21</w:t>
       <w:br/>
       <w:br/>
     </w:r>

--- a/tillsyn/A 41606-2025 tillsynsbegäran.docx
+++ b/tillsyn/A 41606-2025 tillsynsbegäran.docx
@@ -218,7 +218,7 @@
     <w:r>
       <w:tab/>
       <w:tab/>
-      <w:t>2025-10-21</w:t>
+      <w:t>2025-10-22</w:t>
       <w:br/>
       <w:br/>
     </w:r>

--- a/tillsyn/A 41606-2025 tillsynsbegäran.docx
+++ b/tillsyn/A 41606-2025 tillsynsbegäran.docx
@@ -218,7 +218,7 @@
     <w:r>
       <w:tab/>
       <w:tab/>
-      <w:t>2025-10-22</w:t>
+      <w:t>2025-10-23</w:t>
       <w:br/>
       <w:br/>
     </w:r>

--- a/tillsyn/A 41606-2025 tillsynsbegäran.docx
+++ b/tillsyn/A 41606-2025 tillsynsbegäran.docx
@@ -218,7 +218,7 @@
     <w:r>
       <w:tab/>
       <w:tab/>
-      <w:t>2025-10-23</w:t>
+      <w:t>2025-10-24</w:t>
       <w:br/>
       <w:br/>
     </w:r>

--- a/tillsyn/A 41606-2025 tillsynsbegäran.docx
+++ b/tillsyn/A 41606-2025 tillsynsbegäran.docx
@@ -218,7 +218,7 @@
     <w:r>
       <w:tab/>
       <w:tab/>
-      <w:t>2025-10-24</w:t>
+      <w:t>2025-10-25</w:t>
       <w:br/>
       <w:br/>
     </w:r>

--- a/tillsyn/A 41606-2025 tillsynsbegäran.docx
+++ b/tillsyn/A 41606-2025 tillsynsbegäran.docx
@@ -218,7 +218,7 @@
     <w:r>
       <w:tab/>
       <w:tab/>
-      <w:t>2025-10-25</w:t>
+      <w:t>2025-10-26</w:t>
       <w:br/>
       <w:br/>
     </w:r>

--- a/tillsyn/A 41606-2025 tillsynsbegäran.docx
+++ b/tillsyn/A 41606-2025 tillsynsbegäran.docx
@@ -218,7 +218,7 @@
     <w:r>
       <w:tab/>
       <w:tab/>
-      <w:t>2025-10-26</w:t>
+      <w:t>2025-10-27</w:t>
       <w:br/>
       <w:br/>
     </w:r>

--- a/tillsyn/A 41606-2025 tillsynsbegäran.docx
+++ b/tillsyn/A 41606-2025 tillsynsbegäran.docx
@@ -218,7 +218,7 @@
     <w:r>
       <w:tab/>
       <w:tab/>
-      <w:t>2025-10-27</w:t>
+      <w:t>2025-10-28</w:t>
       <w:br/>
       <w:br/>
     </w:r>

--- a/tillsyn/A 41606-2025 tillsynsbegäran.docx
+++ b/tillsyn/A 41606-2025 tillsynsbegäran.docx
@@ -218,7 +218,7 @@
     <w:r>
       <w:tab/>
       <w:tab/>
-      <w:t>2025-10-28</w:t>
+      <w:t>2025-10-29</w:t>
       <w:br/>
       <w:br/>
     </w:r>

--- a/tillsyn/A 41606-2025 tillsynsbegäran.docx
+++ b/tillsyn/A 41606-2025 tillsynsbegäran.docx
@@ -218,7 +218,7 @@
     <w:r>
       <w:tab/>
       <w:tab/>
-      <w:t>2025-10-29</w:t>
+      <w:t>2025-10-30</w:t>
       <w:br/>
       <w:br/>
     </w:r>

--- a/tillsyn/A 41606-2025 tillsynsbegäran.docx
+++ b/tillsyn/A 41606-2025 tillsynsbegäran.docx
@@ -218,7 +218,7 @@
     <w:r>
       <w:tab/>
       <w:tab/>
-      <w:t>2025-10-30</w:t>
+      <w:t>2025-10-31</w:t>
       <w:br/>
       <w:br/>
     </w:r>

--- a/tillsyn/A 41606-2025 tillsynsbegäran.docx
+++ b/tillsyn/A 41606-2025 tillsynsbegäran.docx
@@ -218,7 +218,7 @@
     <w:r>
       <w:tab/>
       <w:tab/>
-      <w:t>2025-10-31</w:t>
+      <w:t>2025-11-01</w:t>
       <w:br/>
       <w:br/>
     </w:r>

--- a/tillsyn/A 41606-2025 tillsynsbegäran.docx
+++ b/tillsyn/A 41606-2025 tillsynsbegäran.docx
@@ -218,7 +218,7 @@
     <w:r>
       <w:tab/>
       <w:tab/>
-      <w:t>2025-11-01</w:t>
+      <w:t>2025-11-02</w:t>
       <w:br/>
       <w:br/>
     </w:r>

--- a/tillsyn/A 41606-2025 tillsynsbegäran.docx
+++ b/tillsyn/A 41606-2025 tillsynsbegäran.docx
@@ -218,7 +218,7 @@
     <w:r>
       <w:tab/>
       <w:tab/>
-      <w:t>2025-11-02</w:t>
+      <w:t>2025-11-03</w:t>
       <w:br/>
       <w:br/>
     </w:r>

--- a/tillsyn/A 41606-2025 tillsynsbegäran.docx
+++ b/tillsyn/A 41606-2025 tillsynsbegäran.docx
@@ -218,7 +218,7 @@
     <w:r>
       <w:tab/>
       <w:tab/>
-      <w:t>2025-11-03</w:t>
+      <w:t>2025-11-04</w:t>
       <w:br/>
       <w:br/>
     </w:r>

--- a/tillsyn/A 41606-2025 tillsynsbegäran.docx
+++ b/tillsyn/A 41606-2025 tillsynsbegäran.docx
@@ -218,7 +218,7 @@
     <w:r>
       <w:tab/>
       <w:tab/>
-      <w:t>2025-11-04</w:t>
+      <w:t>2025-11-05</w:t>
       <w:br/>
       <w:br/>
     </w:r>

--- a/tillsyn/A 41606-2025 tillsynsbegäran.docx
+++ b/tillsyn/A 41606-2025 tillsynsbegäran.docx
@@ -218,7 +218,7 @@
     <w:r>
       <w:tab/>
       <w:tab/>
-      <w:t>2025-11-05</w:t>
+      <w:t>2025-11-06</w:t>
       <w:br/>
       <w:br/>
     </w:r>

--- a/tillsyn/A 41606-2025 tillsynsbegäran.docx
+++ b/tillsyn/A 41606-2025 tillsynsbegäran.docx
@@ -218,7 +218,7 @@
     <w:r>
       <w:tab/>
       <w:tab/>
-      <w:t>2025-11-06</w:t>
+      <w:t>2025-11-07</w:t>
       <w:br/>
       <w:br/>
     </w:r>

--- a/tillsyn/A 41606-2025 tillsynsbegäran.docx
+++ b/tillsyn/A 41606-2025 tillsynsbegäran.docx
@@ -218,7 +218,7 @@
     <w:r>
       <w:tab/>
       <w:tab/>
-      <w:t>2025-11-07</w:t>
+      <w:t>2025-11-08</w:t>
       <w:br/>
       <w:br/>
     </w:r>

--- a/tillsyn/A 41606-2025 tillsynsbegäran.docx
+++ b/tillsyn/A 41606-2025 tillsynsbegäran.docx
@@ -218,7 +218,7 @@
     <w:r>
       <w:tab/>
       <w:tab/>
-      <w:t>2025-11-08</w:t>
+      <w:t>2025-11-09</w:t>
       <w:br/>
       <w:br/>
     </w:r>

--- a/tillsyn/A 41606-2025 tillsynsbegäran.docx
+++ b/tillsyn/A 41606-2025 tillsynsbegäran.docx
@@ -218,7 +218,7 @@
     <w:r>
       <w:tab/>
       <w:tab/>
-      <w:t>2025-11-09</w:t>
+      <w:t>2025-11-10</w:t>
       <w:br/>
       <w:br/>
     </w:r>

--- a/tillsyn/A 41606-2025 tillsynsbegäran.docx
+++ b/tillsyn/A 41606-2025 tillsynsbegäran.docx
@@ -218,7 +218,7 @@
     <w:r>
       <w:tab/>
       <w:tab/>
-      <w:t>2025-11-10</w:t>
+      <w:t>2025-11-11</w:t>
       <w:br/>
       <w:br/>
     </w:r>

--- a/tillsyn/A 41606-2025 tillsynsbegäran.docx
+++ b/tillsyn/A 41606-2025 tillsynsbegäran.docx
@@ -218,7 +218,7 @@
     <w:r>
       <w:tab/>
       <w:tab/>
-      <w:t>2025-11-11</w:t>
+      <w:t>2025-11-12</w:t>
       <w:br/>
       <w:br/>
     </w:r>

--- a/tillsyn/A 41606-2025 tillsynsbegäran.docx
+++ b/tillsyn/A 41606-2025 tillsynsbegäran.docx
@@ -218,7 +218,7 @@
     <w:r>
       <w:tab/>
       <w:tab/>
-      <w:t>2025-11-12</w:t>
+      <w:t>2025-11-13</w:t>
       <w:br/>
       <w:br/>
     </w:r>

--- a/tillsyn/A 41606-2025 tillsynsbegäran.docx
+++ b/tillsyn/A 41606-2025 tillsynsbegäran.docx
@@ -218,7 +218,7 @@
     <w:r>
       <w:tab/>
       <w:tab/>
-      <w:t>2025-11-13</w:t>
+      <w:t>2025-11-14</w:t>
       <w:br/>
       <w:br/>
     </w:r>

--- a/tillsyn/A 41606-2025 tillsynsbegäran.docx
+++ b/tillsyn/A 41606-2025 tillsynsbegäran.docx
@@ -218,7 +218,7 @@
     <w:r>
       <w:tab/>
       <w:tab/>
-      <w:t>2025-11-14</w:t>
+      <w:t>2025-11-15</w:t>
       <w:br/>
       <w:br/>
     </w:r>

--- a/tillsyn/A 41606-2025 tillsynsbegäran.docx
+++ b/tillsyn/A 41606-2025 tillsynsbegäran.docx
@@ -218,7 +218,7 @@
     <w:r>
       <w:tab/>
       <w:tab/>
-      <w:t>2025-11-15</w:t>
+      <w:t>2025-11-20</w:t>
       <w:br/>
       <w:br/>
     </w:r>

--- a/tillsyn/A 41606-2025 tillsynsbegäran.docx
+++ b/tillsyn/A 41606-2025 tillsynsbegäran.docx
@@ -218,7 +218,7 @@
     <w:r>
       <w:tab/>
       <w:tab/>
-      <w:t>2025-11-20</w:t>
+      <w:t>2025-11-21</w:t>
       <w:br/>
       <w:br/>
     </w:r>

--- a/tillsyn/A 41606-2025 tillsynsbegäran.docx
+++ b/tillsyn/A 41606-2025 tillsynsbegäran.docx
@@ -218,7 +218,7 @@
     <w:r>
       <w:tab/>
       <w:tab/>
-      <w:t>2025-11-21</w:t>
+      <w:t>2025-11-22</w:t>
       <w:br/>
       <w:br/>
     </w:r>

--- a/tillsyn/A 41606-2025 tillsynsbegäran.docx
+++ b/tillsyn/A 41606-2025 tillsynsbegäran.docx
@@ -218,7 +218,7 @@
     <w:r>
       <w:tab/>
       <w:tab/>
-      <w:t>2025-11-22</w:t>
+      <w:t>2025-11-23</w:t>
       <w:br/>
       <w:br/>
     </w:r>

--- a/tillsyn/A 41606-2025 tillsynsbegäran.docx
+++ b/tillsyn/A 41606-2025 tillsynsbegäran.docx
@@ -218,7 +218,7 @@
     <w:r>
       <w:tab/>
       <w:tab/>
-      <w:t>2025-11-23</w:t>
+      <w:t>2025-11-24</w:t>
       <w:br/>
       <w:br/>
     </w:r>

--- a/tillsyn/A 41606-2025 tillsynsbegäran.docx
+++ b/tillsyn/A 41606-2025 tillsynsbegäran.docx
@@ -218,7 +218,7 @@
     <w:r>
       <w:tab/>
       <w:tab/>
-      <w:t>2025-11-24</w:t>
+      <w:t>2025-11-25</w:t>
       <w:br/>
       <w:br/>
     </w:r>

--- a/tillsyn/A 41606-2025 tillsynsbegäran.docx
+++ b/tillsyn/A 41606-2025 tillsynsbegäran.docx
@@ -218,7 +218,7 @@
     <w:r>
       <w:tab/>
       <w:tab/>
-      <w:t>2025-11-25</w:t>
+      <w:t>2025-11-26</w:t>
       <w:br/>
       <w:br/>
     </w:r>

--- a/tillsyn/A 41606-2025 tillsynsbegäran.docx
+++ b/tillsyn/A 41606-2025 tillsynsbegäran.docx
@@ -218,7 +218,7 @@
     <w:r>
       <w:tab/>
       <w:tab/>
-      <w:t>2025-11-26</w:t>
+      <w:t>2025-11-27</w:t>
       <w:br/>
       <w:br/>
     </w:r>

--- a/tillsyn/A 41606-2025 tillsynsbegäran.docx
+++ b/tillsyn/A 41606-2025 tillsynsbegäran.docx
@@ -218,7 +218,7 @@
     <w:r>
       <w:tab/>
       <w:tab/>
-      <w:t>2025-11-27</w:t>
+      <w:t>2025-11-28</w:t>
       <w:br/>
       <w:br/>
     </w:r>

--- a/tillsyn/A 41606-2025 tillsynsbegäran.docx
+++ b/tillsyn/A 41606-2025 tillsynsbegäran.docx
@@ -218,7 +218,7 @@
     <w:r>
       <w:tab/>
       <w:tab/>
-      <w:t>2025-11-28</w:t>
+      <w:t>2025-11-29</w:t>
       <w:br/>
       <w:br/>
     </w:r>

--- a/tillsyn/A 41606-2025 tillsynsbegäran.docx
+++ b/tillsyn/A 41606-2025 tillsynsbegäran.docx
@@ -218,7 +218,7 @@
     <w:r>
       <w:tab/>
       <w:tab/>
-      <w:t>2025-11-29</w:t>
+      <w:t>2025-11-30</w:t>
       <w:br/>
       <w:br/>
     </w:r>

--- a/tillsyn/A 41606-2025 tillsynsbegäran.docx
+++ b/tillsyn/A 41606-2025 tillsynsbegäran.docx
@@ -218,7 +218,7 @@
     <w:r>
       <w:tab/>
       <w:tab/>
-      <w:t>2025-11-30</w:t>
+      <w:t>2025-12-01</w:t>
       <w:br/>
       <w:br/>
     </w:r>

--- a/tillsyn/A 41606-2025 tillsynsbegäran.docx
+++ b/tillsyn/A 41606-2025 tillsynsbegäran.docx
@@ -218,7 +218,7 @@
     <w:r>
       <w:tab/>
       <w:tab/>
-      <w:t>2025-12-01</w:t>
+      <w:t>2025-12-02</w:t>
       <w:br/>
       <w:br/>
     </w:r>

--- a/tillsyn/A 41606-2025 tillsynsbegäran.docx
+++ b/tillsyn/A 41606-2025 tillsynsbegäran.docx
@@ -218,7 +218,7 @@
     <w:r>
       <w:tab/>
       <w:tab/>
-      <w:t>2025-12-02</w:t>
+      <w:t>2025-12-03</w:t>
       <w:br/>
       <w:br/>
     </w:r>

--- a/tillsyn/A 41606-2025 tillsynsbegäran.docx
+++ b/tillsyn/A 41606-2025 tillsynsbegäran.docx
@@ -218,7 +218,7 @@
     <w:r>
       <w:tab/>
       <w:tab/>
-      <w:t>2025-12-03</w:t>
+      <w:t>2025-12-04</w:t>
       <w:br/>
       <w:br/>
     </w:r>

--- a/tillsyn/A 41606-2025 tillsynsbegäran.docx
+++ b/tillsyn/A 41606-2025 tillsynsbegäran.docx
@@ -218,7 +218,7 @@
     <w:r>
       <w:tab/>
       <w:tab/>
-      <w:t>2025-12-04</w:t>
+      <w:t>2025-12-05</w:t>
       <w:br/>
       <w:br/>
     </w:r>

--- a/tillsyn/A 41606-2025 tillsynsbegäran.docx
+++ b/tillsyn/A 41606-2025 tillsynsbegäran.docx
@@ -218,7 +218,7 @@
     <w:r>
       <w:tab/>
       <w:tab/>
-      <w:t>2025-12-05</w:t>
+      <w:t>2025-12-06</w:t>
       <w:br/>
       <w:br/>
     </w:r>

--- a/tillsyn/A 41606-2025 tillsynsbegäran.docx
+++ b/tillsyn/A 41606-2025 tillsynsbegäran.docx
@@ -218,7 +218,7 @@
     <w:r>
       <w:tab/>
       <w:tab/>
-      <w:t>2025-12-06</w:t>
+      <w:t>2025-12-07</w:t>
       <w:br/>
       <w:br/>
     </w:r>

--- a/tillsyn/A 41606-2025 tillsynsbegäran.docx
+++ b/tillsyn/A 41606-2025 tillsynsbegäran.docx
@@ -218,7 +218,7 @@
     <w:r>
       <w:tab/>
       <w:tab/>
-      <w:t>2025-12-07</w:t>
+      <w:t>2025-12-08</w:t>
       <w:br/>
       <w:br/>
     </w:r>

--- a/tillsyn/A 41606-2025 tillsynsbegäran.docx
+++ b/tillsyn/A 41606-2025 tillsynsbegäran.docx
@@ -218,7 +218,7 @@
     <w:r>
       <w:tab/>
       <w:tab/>
-      <w:t>2025-12-08</w:t>
+      <w:t>2025-12-09</w:t>
       <w:br/>
       <w:br/>
     </w:r>

--- a/tillsyn/A 41606-2025 tillsynsbegäran.docx
+++ b/tillsyn/A 41606-2025 tillsynsbegäran.docx
@@ -218,7 +218,7 @@
     <w:r>
       <w:tab/>
       <w:tab/>
-      <w:t>2025-12-09</w:t>
+      <w:t>2025-12-10</w:t>
       <w:br/>
       <w:br/>
     </w:r>

--- a/tillsyn/A 41606-2025 tillsynsbegäran.docx
+++ b/tillsyn/A 41606-2025 tillsynsbegäran.docx
@@ -218,7 +218,7 @@
     <w:r>
       <w:tab/>
       <w:tab/>
-      <w:t>2025-12-10</w:t>
+      <w:t>2025-12-11</w:t>
       <w:br/>
       <w:br/>
     </w:r>

--- a/tillsyn/A 41606-2025 tillsynsbegäran.docx
+++ b/tillsyn/A 41606-2025 tillsynsbegäran.docx
@@ -218,7 +218,7 @@
     <w:r>
       <w:tab/>
       <w:tab/>
-      <w:t>2025-12-11</w:t>
+      <w:t>2025-12-12</w:t>
       <w:br/>
       <w:br/>
     </w:r>

--- a/tillsyn/A 41606-2025 tillsynsbegäran.docx
+++ b/tillsyn/A 41606-2025 tillsynsbegäran.docx
@@ -218,7 +218,7 @@
     <w:r>
       <w:tab/>
       <w:tab/>
-      <w:t>2025-12-12</w:t>
+      <w:t>2025-12-13</w:t>
       <w:br/>
       <w:br/>
     </w:r>

--- a/tillsyn/A 41606-2025 tillsynsbegäran.docx
+++ b/tillsyn/A 41606-2025 tillsynsbegäran.docx
@@ -218,7 +218,7 @@
     <w:r>
       <w:tab/>
       <w:tab/>
-      <w:t>2025-12-19</w:t>
+      <w:t>2025-12-20</w:t>
       <w:br/>
       <w:br/>
     </w:r>

--- a/tillsyn/A 41606-2025 tillsynsbegäran.docx
+++ b/tillsyn/A 41606-2025 tillsynsbegäran.docx
@@ -218,7 +218,7 @@
     <w:r>
       <w:tab/>
       <w:tab/>
-      <w:t>2025-12-20</w:t>
+      <w:t>2025-12-21</w:t>
       <w:br/>
       <w:br/>
     </w:r>

--- a/tillsyn/A 41606-2025 tillsynsbegäran.docx
+++ b/tillsyn/A 41606-2025 tillsynsbegäran.docx
@@ -218,7 +218,7 @@
     <w:r>
       <w:tab/>
       <w:tab/>
-      <w:t>2025-12-21</w:t>
+      <w:t>2025-12-22</w:t>
       <w:br/>
       <w:br/>
     </w:r>

--- a/tillsyn/A 41606-2025 tillsynsbegäran.docx
+++ b/tillsyn/A 41606-2025 tillsynsbegäran.docx
@@ -218,7 +218,7 @@
     <w:r>
       <w:tab/>
       <w:tab/>
-      <w:t>2025-12-22</w:t>
+      <w:t>2025-12-26</w:t>
       <w:br/>
       <w:br/>
     </w:r>

--- a/tillsyn/A 41606-2025 tillsynsbegäran.docx
+++ b/tillsyn/A 41606-2025 tillsynsbegäran.docx
@@ -218,7 +218,7 @@
     <w:r>
       <w:tab/>
       <w:tab/>
-      <w:t>2026-01-07</w:t>
+      <w:t>2026-01-08</w:t>
       <w:br/>
       <w:br/>
     </w:r>

--- a/tillsyn/A 41606-2025 tillsynsbegäran.docx
+++ b/tillsyn/A 41606-2025 tillsynsbegäran.docx
@@ -218,7 +218,7 @@
     <w:r>
       <w:tab/>
       <w:tab/>
-      <w:t>2026-01-08</w:t>
+      <w:t>2026-01-09</w:t>
       <w:br/>
       <w:br/>
     </w:r>

--- a/tillsyn/A 41606-2025 tillsynsbegäran.docx
+++ b/tillsyn/A 41606-2025 tillsynsbegäran.docx
@@ -218,7 +218,7 @@
     <w:r>
       <w:tab/>
       <w:tab/>
-      <w:t>2026-01-09</w:t>
+      <w:t>2026-01-10</w:t>
       <w:br/>
       <w:br/>
     </w:r>

--- a/tillsyn/A 41606-2025 tillsynsbegäran.docx
+++ b/tillsyn/A 41606-2025 tillsynsbegäran.docx
@@ -218,7 +218,7 @@
     <w:r>
       <w:tab/>
       <w:tab/>
-      <w:t>2026-01-10</w:t>
+      <w:t>2026-01-11</w:t>
       <w:br/>
       <w:br/>
     </w:r>

--- a/tillsyn/A 41606-2025 tillsynsbegäran.docx
+++ b/tillsyn/A 41606-2025 tillsynsbegäran.docx
@@ -218,7 +218,7 @@
     <w:r>
       <w:tab/>
       <w:tab/>
-      <w:t>2026-01-11</w:t>
+      <w:t>2026-01-12</w:t>
       <w:br/>
       <w:br/>
     </w:r>

--- a/tillsyn/A 41606-2025 tillsynsbegäran.docx
+++ b/tillsyn/A 41606-2025 tillsynsbegäran.docx
@@ -218,7 +218,7 @@
     <w:r>
       <w:tab/>
       <w:tab/>
-      <w:t>2026-01-12</w:t>
+      <w:t>2026-01-13</w:t>
       <w:br/>
       <w:br/>
     </w:r>

--- a/tillsyn/A 41606-2025 tillsynsbegäran.docx
+++ b/tillsyn/A 41606-2025 tillsynsbegäran.docx
@@ -218,7 +218,7 @@
     <w:r>
       <w:tab/>
       <w:tab/>
-      <w:t>2026-01-13</w:t>
+      <w:t>2026-01-14</w:t>
       <w:br/>
       <w:br/>
     </w:r>

--- a/tillsyn/A 41606-2025 tillsynsbegäran.docx
+++ b/tillsyn/A 41606-2025 tillsynsbegäran.docx
@@ -218,7 +218,7 @@
     <w:r>
       <w:tab/>
       <w:tab/>
-      <w:t>2026-01-14</w:t>
+      <w:t>2026-01-15</w:t>
       <w:br/>
       <w:br/>
     </w:r>

--- a/tillsyn/A 41606-2025 tillsynsbegäran.docx
+++ b/tillsyn/A 41606-2025 tillsynsbegäran.docx
@@ -218,7 +218,7 @@
     <w:r>
       <w:tab/>
       <w:tab/>
-      <w:t>2026-01-15</w:t>
+      <w:t>2026-01-16</w:t>
       <w:br/>
       <w:br/>
     </w:r>

--- a/tillsyn/A 41606-2025 tillsynsbegäran.docx
+++ b/tillsyn/A 41606-2025 tillsynsbegäran.docx
@@ -218,7 +218,7 @@
     <w:r>
       <w:tab/>
       <w:tab/>
-      <w:t>2026-01-16</w:t>
+      <w:t>2026-01-17</w:t>
       <w:br/>
       <w:br/>
     </w:r>

--- a/tillsyn/A 41606-2025 tillsynsbegäran.docx
+++ b/tillsyn/A 41606-2025 tillsynsbegäran.docx
@@ -218,7 +218,7 @@
     <w:r>
       <w:tab/>
       <w:tab/>
-      <w:t>2026-01-17</w:t>
+      <w:t>2026-01-18</w:t>
       <w:br/>
       <w:br/>
     </w:r>

--- a/tillsyn/A 41606-2025 tillsynsbegäran.docx
+++ b/tillsyn/A 41606-2025 tillsynsbegäran.docx
@@ -218,7 +218,7 @@
     <w:r>
       <w:tab/>
       <w:tab/>
-      <w:t>2026-01-18</w:t>
+      <w:t>2026-01-19</w:t>
       <w:br/>
       <w:br/>
     </w:r>

--- a/tillsyn/A 41606-2025 tillsynsbegäran.docx
+++ b/tillsyn/A 41606-2025 tillsynsbegäran.docx
@@ -218,7 +218,7 @@
     <w:r>
       <w:tab/>
       <w:tab/>
-      <w:t>2026-01-19</w:t>
+      <w:t>2026-01-20</w:t>
       <w:br/>
       <w:br/>
     </w:r>

--- a/tillsyn/A 41606-2025 tillsynsbegäran.docx
+++ b/tillsyn/A 41606-2025 tillsynsbegäran.docx
@@ -218,7 +218,7 @@
     <w:r>
       <w:tab/>
       <w:tab/>
-      <w:t>2026-01-20</w:t>
+      <w:t>2026-01-21</w:t>
       <w:br/>
       <w:br/>
     </w:r>

--- a/tillsyn/A 41606-2025 tillsynsbegäran.docx
+++ b/tillsyn/A 41606-2025 tillsynsbegäran.docx
@@ -218,7 +218,7 @@
     <w:r>
       <w:tab/>
       <w:tab/>
-      <w:t>2026-01-21</w:t>
+      <w:t>2026-01-23</w:t>
       <w:br/>
       <w:br/>
     </w:r>

--- a/tillsyn/A 41606-2025 tillsynsbegäran.docx
+++ b/tillsyn/A 41606-2025 tillsynsbegäran.docx
@@ -218,7 +218,7 @@
     <w:r>
       <w:tab/>
       <w:tab/>
-      <w:t>2026-01-23</w:t>
+      <w:t>2026-01-24</w:t>
       <w:br/>
       <w:br/>
     </w:r>

--- a/tillsyn/A 41606-2025 tillsynsbegäran.docx
+++ b/tillsyn/A 41606-2025 tillsynsbegäran.docx
@@ -218,7 +218,7 @@
     <w:r>
       <w:tab/>
       <w:tab/>
-      <w:t>2026-01-24</w:t>
+      <w:t>2026-01-25</w:t>
       <w:br/>
       <w:br/>
     </w:r>

--- a/tillsyn/A 41606-2025 tillsynsbegäran.docx
+++ b/tillsyn/A 41606-2025 tillsynsbegäran.docx
@@ -218,7 +218,7 @@
     <w:r>
       <w:tab/>
       <w:tab/>
-      <w:t>2026-01-25</w:t>
+      <w:t>2026-01-26</w:t>
       <w:br/>
       <w:br/>
     </w:r>

--- a/tillsyn/A 41606-2025 tillsynsbegäran.docx
+++ b/tillsyn/A 41606-2025 tillsynsbegäran.docx
@@ -218,7 +218,7 @@
     <w:r>
       <w:tab/>
       <w:tab/>
-      <w:t>2026-01-26</w:t>
+      <w:t>2026-01-27</w:t>
       <w:br/>
       <w:br/>
     </w:r>

--- a/tillsyn/A 41606-2025 tillsynsbegäran.docx
+++ b/tillsyn/A 41606-2025 tillsynsbegäran.docx
@@ -218,7 +218,7 @@
     <w:r>
       <w:tab/>
       <w:tab/>
-      <w:t>2026-01-27</w:t>
+      <w:t>2026-01-28</w:t>
       <w:br/>
       <w:br/>
     </w:r>

--- a/tillsyn/A 41606-2025 tillsynsbegäran.docx
+++ b/tillsyn/A 41606-2025 tillsynsbegäran.docx
@@ -218,7 +218,7 @@
     <w:r>
       <w:tab/>
       <w:tab/>
-      <w:t>2026-01-28</w:t>
+      <w:t>2026-01-29</w:t>
       <w:br/>
       <w:br/>
     </w:r>

--- a/tillsyn/A 41606-2025 tillsynsbegäran.docx
+++ b/tillsyn/A 41606-2025 tillsynsbegäran.docx
@@ -218,7 +218,7 @@
     <w:r>
       <w:tab/>
       <w:tab/>
-      <w:t>2026-01-29</w:t>
+      <w:t>2026-01-30</w:t>
       <w:br/>
       <w:br/>
     </w:r>

--- a/tillsyn/A 41606-2025 tillsynsbegäran.docx
+++ b/tillsyn/A 41606-2025 tillsynsbegäran.docx
@@ -218,7 +218,7 @@
     <w:r>
       <w:tab/>
       <w:tab/>
-      <w:t>2026-01-30</w:t>
+      <w:t>2026-01-31</w:t>
       <w:br/>
       <w:br/>
     </w:r>

--- a/tillsyn/A 41606-2025 tillsynsbegäran.docx
+++ b/tillsyn/A 41606-2025 tillsynsbegäran.docx
@@ -7,7 +7,7 @@
         <w:pStyle w:val="Title"/>
       </w:pPr>
       <w:r>
-        <w:t>Tillsynsbegäran – information om höga naturvärden i avverkningsanmälan A 41606-2025 i Uppsala kommun</w:t>
+        <w:t>Tillsynsbegäran – information om höga naturvärden och fridlysta arter i avverkningsanmälan A 41606-2025 i Uppsala kommun</w:t>
       </w:r>
     </w:p>
     <w:p>
@@ -22,7 +22,7 @@
     </w:p>
     <w:p>
       <w:r>
-        <w:t>Nedan beskrivs fynd av naturvårdsarter som gjorts i det avverkningsanmälda området.</w:t>
+        <w:t>Nedan beskrivs fynd av naturvårdsarter och fridlysta arter som gjorts i det avverkningsanmälda området.</w:t>
       </w:r>
     </w:p>
     <w:p>
@@ -35,7 +35,7 @@
     </w:p>
     <w:p>
       <w:r>
-        <w:t>I avverkningsanmälan har följande 1 naturvårdsarter hittats: granbräken (S). Arter som är signalarter enligt Skogsstyrelsen har markerats med (S).</w:t>
+        <w:t>I avverkningsanmälan har följande 2 naturvårdsarter hittats: granbräken (S) och lopplummer (aggregat) (§9). Arter som är signalarter enligt Skogsstyrelsen har markerats med (S). För fridlysta arter anges även paragrafen i Artskyddsförordningen som arten är fridlyst enligt.</w:t>
       </w:r>
     </w:p>
     <w:p>
@@ -50,7 +50,7 @@
       <w:r>
         <w:drawing>
           <wp:inline xmlns:a="http://schemas.openxmlformats.org/drawingml/2006/main" xmlns:pic="http://schemas.openxmlformats.org/drawingml/2006/picture">
-            <wp:extent cx="5486400" cy="3335606"/>
+            <wp:extent cx="5486400" cy="3240813"/>
             <wp:docPr id="1" name="Picture 1"/>
             <wp:cNvGraphicFramePr>
               <a:graphicFrameLocks noChangeAspect="1"/>
@@ -71,7 +71,7 @@
                   <pic:spPr>
                     <a:xfrm>
                       <a:off x="0" y="0"/>
-                      <a:ext cx="5486400" cy="3335606"/>
+                      <a:ext cx="5486400" cy="3240813"/>
                     </a:xfrm>
                     <a:prstGeom prst="rect"/>
                   </pic:spPr>
@@ -88,6 +88,19 @@
       </w:pPr>
       <w:r>
         <w:t>Figur 1. Fyndplatser för naturvårdsarter i det avverkningsanmälda området (röd linje). Markörer utan svart kant är placerade på fyndplatsen. Markörer med svart kant är placerade vid sidan av fyndplatsen och har ett svart streck som visar fyndplatsens exakta position. Kartans mittpunktskoordinat är N 6652606, E 630357 i SWEREF 99 TM.</w:t>
+      </w:r>
+    </w:p>
+    <w:p>
+      <w:pPr>
+        <w:pStyle w:val="Heading1"/>
+      </w:pPr>
+      <w:r>
+        <w:t>Fridlysta arter</w:t>
+      </w:r>
+    </w:p>
+    <w:p>
+      <w:r>
+        <w:t>Följande fridlysta arter har sina livsmiljöer och växtplatser i den avverkningsanmälda skogen: lopplummer (aggregat) (§9).</w:t>
       </w:r>
     </w:p>
     <w:sectPr>
@@ -218,7 +231,7 @@
     <w:r>
       <w:tab/>
       <w:tab/>
-      <w:t>2026-03-02</w:t>
+      <w:t>2026-03-03</w:t>
       <w:br/>
       <w:br/>
     </w:r>

--- a/tillsyn/A 41606-2025 tillsynsbegäran.docx
+++ b/tillsyn/A 41606-2025 tillsynsbegäran.docx
@@ -231,7 +231,7 @@
     <w:r>
       <w:tab/>
       <w:tab/>
-      <w:t>2026-03-03</w:t>
+      <w:t>2026-03-04</w:t>
       <w:br/>
       <w:br/>
     </w:r>

--- a/tillsyn/A 41606-2025 tillsynsbegäran.docx
+++ b/tillsyn/A 41606-2025 tillsynsbegäran.docx
@@ -231,7 +231,7 @@
     <w:r>
       <w:tab/>
       <w:tab/>
-      <w:t>2026-03-04</w:t>
+      <w:t>2026-03-05</w:t>
       <w:br/>
       <w:br/>
     </w:r>

--- a/tillsyn/A 41606-2025 tillsynsbegäran.docx
+++ b/tillsyn/A 41606-2025 tillsynsbegäran.docx
@@ -231,7 +231,7 @@
     <w:r>
       <w:tab/>
       <w:tab/>
-      <w:t>2026-03-05</w:t>
+      <w:t>2026-03-06</w:t>
       <w:br/>
       <w:br/>
     </w:r>

--- a/tillsyn/A 41606-2025 tillsynsbegäran.docx
+++ b/tillsyn/A 41606-2025 tillsynsbegäran.docx
@@ -231,7 +231,7 @@
     <w:r>
       <w:tab/>
       <w:tab/>
-      <w:t>2026-03-06</w:t>
+      <w:t>2026-03-07</w:t>
       <w:br/>
       <w:br/>
     </w:r>

--- a/tillsyn/A 41606-2025 tillsynsbegäran.docx
+++ b/tillsyn/A 41606-2025 tillsynsbegäran.docx
@@ -231,7 +231,7 @@
     <w:r>
       <w:tab/>
       <w:tab/>
-      <w:t>2026-04-14</w:t>
+      <w:t>2026-04-15</w:t>
       <w:br/>
       <w:br/>
     </w:r>

--- a/tillsyn/A 41606-2025 tillsynsbegäran.docx
+++ b/tillsyn/A 41606-2025 tillsynsbegäran.docx
@@ -231,7 +231,7 @@
     <w:r>
       <w:tab/>
       <w:tab/>
-      <w:t>2026-04-15</w:t>
+      <w:t>2026-04-16</w:t>
       <w:br/>
       <w:br/>
     </w:r>

--- a/tillsyn/A 41606-2025 tillsynsbegäran.docx
+++ b/tillsyn/A 41606-2025 tillsynsbegäran.docx
@@ -231,7 +231,7 @@
     <w:r>
       <w:tab/>
       <w:tab/>
-      <w:t>2026-04-16</w:t>
+      <w:t>2026-04-17</w:t>
       <w:br/>
       <w:br/>
     </w:r>

--- a/tillsyn/A 41606-2025 tillsynsbegäran.docx
+++ b/tillsyn/A 41606-2025 tillsynsbegäran.docx
@@ -231,7 +231,7 @@
     <w:r>
       <w:tab/>
       <w:tab/>
-      <w:t>2026-04-17</w:t>
+      <w:t>2026-04-18</w:t>
       <w:br/>
       <w:br/>
     </w:r>

--- a/tillsyn/A 41606-2025 tillsynsbegäran.docx
+++ b/tillsyn/A 41606-2025 tillsynsbegäran.docx
@@ -231,7 +231,7 @@
     <w:r>
       <w:tab/>
       <w:tab/>
-      <w:t>2026-04-18</w:t>
+      <w:t>2026-04-19</w:t>
       <w:br/>
       <w:br/>
     </w:r>

--- a/tillsyn/A 41606-2025 tillsynsbegäran.docx
+++ b/tillsyn/A 41606-2025 tillsynsbegäran.docx
@@ -231,7 +231,7 @@
     <w:r>
       <w:tab/>
       <w:tab/>
-      <w:t>2026-04-19</w:t>
+      <w:t>2026-04-20</w:t>
       <w:br/>
       <w:br/>
     </w:r>

--- a/tillsyn/A 41606-2025 tillsynsbegäran.docx
+++ b/tillsyn/A 41606-2025 tillsynsbegäran.docx
@@ -231,7 +231,7 @@
     <w:r>
       <w:tab/>
       <w:tab/>
-      <w:t>2026-04-20</w:t>
+      <w:t>2026-04-21</w:t>
       <w:br/>
       <w:br/>
     </w:r>

--- a/tillsyn/A 41606-2025 tillsynsbegäran.docx
+++ b/tillsyn/A 41606-2025 tillsynsbegäran.docx
@@ -231,7 +231,7 @@
     <w:r>
       <w:tab/>
       <w:tab/>
-      <w:t>2026-04-21</w:t>
+      <w:t>2026-04-22</w:t>
       <w:br/>
       <w:br/>
     </w:r>

--- a/tillsyn/A 41606-2025 tillsynsbegäran.docx
+++ b/tillsyn/A 41606-2025 tillsynsbegäran.docx
@@ -231,7 +231,7 @@
     <w:r>
       <w:tab/>
       <w:tab/>
-      <w:t>2026-04-22</w:t>
+      <w:t>2026-04-23</w:t>
       <w:br/>
       <w:br/>
     </w:r>

--- a/tillsyn/A 41606-2025 tillsynsbegäran.docx
+++ b/tillsyn/A 41606-2025 tillsynsbegäran.docx
@@ -231,7 +231,7 @@
     <w:r>
       <w:tab/>
       <w:tab/>
-      <w:t>2026-04-23</w:t>
+      <w:t>2026-04-24</w:t>
       <w:br/>
       <w:br/>
     </w:r>

--- a/tillsyn/A 41606-2025 tillsynsbegäran.docx
+++ b/tillsyn/A 41606-2025 tillsynsbegäran.docx
@@ -231,7 +231,7 @@
     <w:r>
       <w:tab/>
       <w:tab/>
-      <w:t>2026-04-24</w:t>
+      <w:t>2026-04-25</w:t>
       <w:br/>
       <w:br/>
     </w:r>

--- a/tillsyn/A 41606-2025 tillsynsbegäran.docx
+++ b/tillsyn/A 41606-2025 tillsynsbegäran.docx
@@ -231,7 +231,7 @@
     <w:r>
       <w:tab/>
       <w:tab/>
-      <w:t>2026-04-25</w:t>
+      <w:t>2026-04-26</w:t>
       <w:br/>
       <w:br/>
     </w:r>

--- a/tillsyn/A 41606-2025 tillsynsbegäran.docx
+++ b/tillsyn/A 41606-2025 tillsynsbegäran.docx
@@ -231,7 +231,7 @@
     <w:r>
       <w:tab/>
       <w:tab/>
-      <w:t>2026-04-26</w:t>
+      <w:t>2026-04-27</w:t>
       <w:br/>
       <w:br/>
     </w:r>

--- a/tillsyn/A 41606-2025 tillsynsbegäran.docx
+++ b/tillsyn/A 41606-2025 tillsynsbegäran.docx
@@ -231,7 +231,7 @@
     <w:r>
       <w:tab/>
       <w:tab/>
-      <w:t>2026-04-27</w:t>
+      <w:t>2026-04-28</w:t>
       <w:br/>
       <w:br/>
     </w:r>

--- a/tillsyn/A 41606-2025 tillsynsbegäran.docx
+++ b/tillsyn/A 41606-2025 tillsynsbegäran.docx
@@ -231,7 +231,7 @@
     <w:r>
       <w:tab/>
       <w:tab/>
-      <w:t>2026-04-28</w:t>
+      <w:t>2026-04-29</w:t>
       <w:br/>
       <w:br/>
     </w:r>

--- a/tillsyn/A 41606-2025 tillsynsbegäran.docx
+++ b/tillsyn/A 41606-2025 tillsynsbegäran.docx
@@ -231,7 +231,7 @@
     <w:r>
       <w:tab/>
       <w:tab/>
-      <w:t>2026-04-29</w:t>
+      <w:t>2026-04-30</w:t>
       <w:br/>
       <w:br/>
     </w:r>

--- a/tillsyn/A 41606-2025 tillsynsbegäran.docx
+++ b/tillsyn/A 41606-2025 tillsynsbegäran.docx
@@ -231,7 +231,7 @@
     <w:r>
       <w:tab/>
       <w:tab/>
-      <w:t>2026-04-30</w:t>
+      <w:t>2026-05-01</w:t>
       <w:br/>
       <w:br/>
     </w:r>

--- a/tillsyn/A 41606-2025 tillsynsbegäran.docx
+++ b/tillsyn/A 41606-2025 tillsynsbegäran.docx
@@ -231,7 +231,7 @@
     <w:r>
       <w:tab/>
       <w:tab/>
-      <w:t>2026-05-01</w:t>
+      <w:t>2026-05-02</w:t>
       <w:br/>
       <w:br/>
     </w:r>

--- a/tillsyn/A 41606-2025 tillsynsbegäran.docx
+++ b/tillsyn/A 41606-2025 tillsynsbegäran.docx
@@ -231,7 +231,7 @@
     <w:r>
       <w:tab/>
       <w:tab/>
-      <w:t>2026-05-02</w:t>
+      <w:t>2026-05-03</w:t>
       <w:br/>
       <w:br/>
     </w:r>

--- a/tillsyn/A 41606-2025 tillsynsbegäran.docx
+++ b/tillsyn/A 41606-2025 tillsynsbegäran.docx
@@ -231,7 +231,7 @@
     <w:r>
       <w:tab/>
       <w:tab/>
-      <w:t>2026-05-03</w:t>
+      <w:t>2026-05-04</w:t>
       <w:br/>
       <w:br/>
     </w:r>

--- a/tillsyn/A 41606-2025 tillsynsbegäran.docx
+++ b/tillsyn/A 41606-2025 tillsynsbegäran.docx
@@ -231,7 +231,7 @@
     <w:r>
       <w:tab/>
       <w:tab/>
-      <w:t>2026-05-04</w:t>
+      <w:t>2026-05-05</w:t>
       <w:br/>
       <w:br/>
     </w:r>

--- a/tillsyn/A 41606-2025 tillsynsbegäran.docx
+++ b/tillsyn/A 41606-2025 tillsynsbegäran.docx
@@ -231,7 +231,7 @@
     <w:r>
       <w:tab/>
       <w:tab/>
-      <w:t>2026-05-05</w:t>
+      <w:t>2026-05-06</w:t>
       <w:br/>
       <w:br/>
     </w:r>

--- a/tillsyn/A 41606-2025 tillsynsbegäran.docx
+++ b/tillsyn/A 41606-2025 tillsynsbegäran.docx
@@ -231,7 +231,7 @@
     <w:r>
       <w:tab/>
       <w:tab/>
-      <w:t>2026-05-16</w:t>
+      <w:t>2026-05-17</w:t>
       <w:br/>
       <w:br/>
     </w:r>

--- a/tillsyn/A 41606-2025 tillsynsbegäran.docx
+++ b/tillsyn/A 41606-2025 tillsynsbegäran.docx
@@ -231,7 +231,7 @@
     <w:r>
       <w:tab/>
       <w:tab/>
-      <w:t>2026-05-17</w:t>
+      <w:t>2026-05-18</w:t>
       <w:br/>
       <w:br/>
     </w:r>

--- a/tillsyn/A 41606-2025 tillsynsbegäran.docx
+++ b/tillsyn/A 41606-2025 tillsynsbegäran.docx
@@ -231,7 +231,7 @@
     <w:r>
       <w:tab/>
       <w:tab/>
-      <w:t>2026-05-18</w:t>
+      <w:t>2026-05-19</w:t>
       <w:br/>
       <w:br/>
     </w:r>

--- a/tillsyn/A 41606-2025 tillsynsbegäran.docx
+++ b/tillsyn/A 41606-2025 tillsynsbegäran.docx
@@ -231,7 +231,7 @@
     <w:r>
       <w:tab/>
       <w:tab/>
-      <w:t>2026-05-19</w:t>
+      <w:t>2026-05-20</w:t>
       <w:br/>
       <w:br/>
     </w:r>
